--- a/Hendry_Varela_32507544_Proyecto_ProgramacionIV.docx
+++ b/Hendry_Varela_32507544_Proyecto_ProgramacionIV.docx
@@ -1,6 +1,6 @@
 
 <file path=word/document.xml><?xml version="1.0" encoding="utf-8"?>
-<w:document xmlns:wpc="http://schemas.microsoft.com/office/word/2010/wordprocessingCanvas" xmlns:cx="http://schemas.microsoft.com/office/drawing/2014/chartex" xmlns:mc="http://schemas.openxmlformats.org/markup-compatibility/2006" xmlns:o="urn:schemas-microsoft-com:office:office" xmlns:r="http://schemas.openxmlformats.org/officeDocument/2006/relationships" xmlns:m="http://schemas.openxmlformats.org/officeDocument/2006/math" xmlns:v="urn:schemas-microsoft-com:vml" xmlns:wp14="http://schemas.microsoft.com/office/word/2010/wordprocessingDrawing" xmlns:wp="http://schemas.openxmlformats.org/drawingml/2006/wordprocessingDrawing" xmlns:w10="urn:schemas-microsoft-com:office:word" xmlns:w="http://schemas.openxmlformats.org/wordprocessingml/2006/main" xmlns:w14="http://schemas.microsoft.com/office/word/2010/wordml" xmlns:w15="http://schemas.microsoft.com/office/word/2012/wordml" xmlns:w16se="http://schemas.microsoft.com/office/word/2015/wordml/symex" xmlns:wpg="http://schemas.microsoft.com/office/word/2010/wordprocessingGroup" xmlns:wpi="http://schemas.microsoft.com/office/word/2010/wordprocessingInk" xmlns:wne="http://schemas.microsoft.com/office/word/2006/wordml" xmlns:wps="http://schemas.microsoft.com/office/word/2010/wordprocessingShape" mc:Ignorable="w14 w15 w16se wp14">
+<w:document xmlns:wpc="http://schemas.microsoft.com/office/word/2010/wordprocessingCanvas" xmlns:cx="http://schemas.microsoft.com/office/drawing/2014/chartex" xmlns:cx1="http://schemas.microsoft.com/office/drawing/2015/9/8/chartex" xmlns:cx2="http://schemas.microsoft.com/office/drawing/2015/10/21/chartex" xmlns:cx3="http://schemas.microsoft.com/office/drawing/2016/5/9/chartex" xmlns:cx4="http://schemas.microsoft.com/office/drawing/2016/5/10/chartex" xmlns:cx5="http://schemas.microsoft.com/office/drawing/2016/5/11/chartex" xmlns:cx6="http://schemas.microsoft.com/office/drawing/2016/5/12/chartex" xmlns:cx7="http://schemas.microsoft.com/office/drawing/2016/5/13/chartex" xmlns:cx8="http://schemas.microsoft.com/office/drawing/2016/5/14/chartex" xmlns:mc="http://schemas.openxmlformats.org/markup-compatibility/2006" xmlns:aink="http://schemas.microsoft.com/office/drawing/2016/ink" xmlns:am3d="http://schemas.microsoft.com/office/drawing/2017/model3d" xmlns:o="urn:schemas-microsoft-com:office:office" xmlns:oel="http://schemas.microsoft.com/office/2019/extlst" xmlns:r="http://schemas.openxmlformats.org/officeDocument/2006/relationships" xmlns:m="http://schemas.openxmlformats.org/officeDocument/2006/math" xmlns:v="urn:schemas-microsoft-com:vml" xmlns:wp14="http://schemas.microsoft.com/office/word/2010/wordprocessingDrawing" xmlns:wp="http://schemas.openxmlformats.org/drawingml/2006/wordprocessingDrawing" xmlns:w10="urn:schemas-microsoft-com:office:word" xmlns:w="http://schemas.openxmlformats.org/wordprocessingml/2006/main" xmlns:w14="http://schemas.microsoft.com/office/word/2010/wordml" xmlns:w15="http://schemas.microsoft.com/office/word/2012/wordml" xmlns:w16cex="http://schemas.microsoft.com/office/word/2018/wordml/cex" xmlns:w16cid="http://schemas.microsoft.com/office/word/2016/wordml/cid" xmlns:w16="http://schemas.microsoft.com/office/word/2018/wordml" xmlns:w16sdtdh="http://schemas.microsoft.com/office/word/2020/wordml/sdtdatahash" xmlns:w16se="http://schemas.microsoft.com/office/word/2015/wordml/symex" xmlns:wpg="http://schemas.microsoft.com/office/word/2010/wordprocessingGroup" xmlns:wpi="http://schemas.microsoft.com/office/word/2010/wordprocessingInk" xmlns:wne="http://schemas.microsoft.com/office/word/2006/wordml" xmlns:wps="http://schemas.microsoft.com/office/word/2010/wordprocessingShape" mc:Ignorable="w14 w15 w16se w16cid w16 w16cex w16sdtdh wp14">
   <w:background w:color="FFFFFF"/>
   <w:body>
     <w:p>
@@ -38,7 +38,7 @@
           <w:noProof/>
         </w:rPr>
         <w:drawing>
-          <wp:anchor distT="114300" distB="114300" distL="114300" distR="114300" simplePos="0" relativeHeight="251658240" behindDoc="1" locked="0" layoutInCell="1" hidden="0" allowOverlap="1">
+          <wp:anchor distT="114300" distB="114300" distL="114300" distR="114300" simplePos="0" relativeHeight="251658240" behindDoc="1" locked="0" layoutInCell="1" hidden="0" allowOverlap="1" wp14:anchorId="137DFF0E" wp14:editId="63AE6D9D">
             <wp:simplePos x="0" y="0"/>
             <wp:positionH relativeFrom="column">
               <wp:posOffset>-571499</wp:posOffset>
@@ -500,27 +500,15 @@
         </w:rPr>
         <w:t xml:space="preserve">  </w:t>
       </w:r>
-      <w:proofErr w:type="spellStart"/>
-      <w:r>
-        <w:rPr>
-          <w:rFonts w:ascii="Times New Roman" w:eastAsia="Times New Roman" w:hAnsi="Times New Roman" w:cs="Times New Roman"/>
-          <w:b/>
-          <w:color w:val="1F1F1F"/>
-          <w:sz w:val="24"/>
-          <w:szCs w:val="24"/>
-        </w:rPr>
-        <w:t>Desire</w:t>
-      </w:r>
-      <w:proofErr w:type="spellEnd"/>
-      <w:r>
-        <w:rPr>
-          <w:rFonts w:ascii="Times New Roman" w:eastAsia="Times New Roman" w:hAnsi="Times New Roman" w:cs="Times New Roman"/>
-          <w:b/>
-          <w:color w:val="1F1F1F"/>
-          <w:sz w:val="24"/>
-          <w:szCs w:val="24"/>
-        </w:rPr>
-        <w:t xml:space="preserve"> Varela CI: 32507544 </w:t>
+      <w:r>
+        <w:rPr>
+          <w:rFonts w:ascii="Times New Roman" w:eastAsia="Times New Roman" w:hAnsi="Times New Roman" w:cs="Times New Roman"/>
+          <w:b/>
+          <w:color w:val="1F1F1F"/>
+          <w:sz w:val="24"/>
+          <w:szCs w:val="24"/>
+        </w:rPr>
+        <w:t xml:space="preserve">Desire Varela CI: 32507544 </w:t>
       </w:r>
       <w:r>
         <w:rPr>
@@ -930,6 +918,15 @@
           <w:szCs w:val="24"/>
         </w:rPr>
       </w:pPr>
+      <w:r>
+        <w:rPr>
+          <w:rFonts w:ascii="Times New Roman" w:eastAsia="Times New Roman" w:hAnsi="Times New Roman" w:cs="Times New Roman"/>
+          <w:color w:val="1F1F1F"/>
+          <w:sz w:val="24"/>
+          <w:szCs w:val="24"/>
+        </w:rPr>
+        <w:t>Manual usuario</w:t>
+      </w:r>
     </w:p>
     <w:p>
       <w:pPr>
@@ -957,7 +954,7 @@
           <w:sz w:val="24"/>
           <w:szCs w:val="24"/>
         </w:rPr>
-        <w:t>Manual usuario</w:t>
+        <w:t>Manual de clases</w:t>
       </w:r>
     </w:p>
     <w:p>
@@ -979,15 +976,26 @@
           <w:szCs w:val="24"/>
         </w:rPr>
       </w:pPr>
-      <w:r>
-        <w:rPr>
-          <w:rFonts w:ascii="Times New Roman" w:eastAsia="Times New Roman" w:hAnsi="Times New Roman" w:cs="Times New Roman"/>
-          <w:color w:val="1F1F1F"/>
-          <w:sz w:val="24"/>
-          <w:szCs w:val="24"/>
-        </w:rPr>
-        <w:t>Manual de clases</w:t>
-      </w:r>
+      <w:proofErr w:type="spellStart"/>
+      <w:r>
+        <w:rPr>
+          <w:rFonts w:ascii="Times New Roman" w:eastAsia="Times New Roman" w:hAnsi="Times New Roman" w:cs="Times New Roman"/>
+          <w:color w:val="1F1F1F"/>
+          <w:sz w:val="24"/>
+          <w:szCs w:val="24"/>
+        </w:rPr>
+        <w:t>E</w:t>
+      </w:r>
+      <w:r>
+        <w:rPr>
+          <w:rFonts w:ascii="Times New Roman" w:eastAsia="Times New Roman" w:hAnsi="Times New Roman" w:cs="Times New Roman"/>
+          <w:color w:val="1F1F1F"/>
+          <w:sz w:val="24"/>
+          <w:szCs w:val="24"/>
+        </w:rPr>
+        <w:t>loquent</w:t>
+      </w:r>
+      <w:proofErr w:type="spellEnd"/>
     </w:p>
     <w:p>
       <w:pPr>
@@ -1008,6 +1016,15 @@
           <w:szCs w:val="24"/>
         </w:rPr>
       </w:pPr>
+      <w:r>
+        <w:rPr>
+          <w:rFonts w:ascii="Times New Roman" w:eastAsia="Times New Roman" w:hAnsi="Times New Roman" w:cs="Times New Roman"/>
+          <w:color w:val="1F1F1F"/>
+          <w:sz w:val="24"/>
+          <w:szCs w:val="24"/>
+        </w:rPr>
+        <w:t xml:space="preserve">Vinculación modelos </w:t>
+      </w:r>
       <w:proofErr w:type="spellStart"/>
       <w:r>
         <w:rPr>
@@ -1016,16 +1033,27 @@
           <w:sz w:val="24"/>
           <w:szCs w:val="24"/>
         </w:rPr>
-        <w:t>E</w:t>
-      </w:r>
-      <w:r>
-        <w:rPr>
-          <w:rFonts w:ascii="Times New Roman" w:eastAsia="Times New Roman" w:hAnsi="Times New Roman" w:cs="Times New Roman"/>
-          <w:color w:val="1F1F1F"/>
-          <w:sz w:val="24"/>
-          <w:szCs w:val="24"/>
-        </w:rPr>
-        <w:t>loquent</w:t>
+        <w:t>eloquent</w:t>
+      </w:r>
+      <w:proofErr w:type="spellEnd"/>
+      <w:r>
+        <w:rPr>
+          <w:rFonts w:ascii="Times New Roman" w:eastAsia="Times New Roman" w:hAnsi="Times New Roman" w:cs="Times New Roman"/>
+          <w:color w:val="1F1F1F"/>
+          <w:sz w:val="24"/>
+          <w:szCs w:val="24"/>
+        </w:rPr>
+        <w:t xml:space="preserve"> </w:t>
+      </w:r>
+      <w:proofErr w:type="spellStart"/>
+      <w:r>
+        <w:rPr>
+          <w:rFonts w:ascii="Times New Roman" w:eastAsia="Times New Roman" w:hAnsi="Times New Roman" w:cs="Times New Roman"/>
+          <w:color w:val="1F1F1F"/>
+          <w:sz w:val="24"/>
+          <w:szCs w:val="24"/>
+        </w:rPr>
+        <w:t>laragon</w:t>
       </w:r>
       <w:proofErr w:type="spellEnd"/>
     </w:p>
@@ -1048,66 +1076,6 @@
           <w:szCs w:val="24"/>
         </w:rPr>
       </w:pPr>
-      <w:r>
-        <w:rPr>
-          <w:rFonts w:ascii="Times New Roman" w:eastAsia="Times New Roman" w:hAnsi="Times New Roman" w:cs="Times New Roman"/>
-          <w:color w:val="1F1F1F"/>
-          <w:sz w:val="24"/>
-          <w:szCs w:val="24"/>
-        </w:rPr>
-        <w:t xml:space="preserve">Vinculación modelos </w:t>
-      </w:r>
-      <w:proofErr w:type="spellStart"/>
-      <w:r>
-        <w:rPr>
-          <w:rFonts w:ascii="Times New Roman" w:eastAsia="Times New Roman" w:hAnsi="Times New Roman" w:cs="Times New Roman"/>
-          <w:color w:val="1F1F1F"/>
-          <w:sz w:val="24"/>
-          <w:szCs w:val="24"/>
-        </w:rPr>
-        <w:t>eloquent</w:t>
-      </w:r>
-      <w:proofErr w:type="spellEnd"/>
-      <w:r>
-        <w:rPr>
-          <w:rFonts w:ascii="Times New Roman" w:eastAsia="Times New Roman" w:hAnsi="Times New Roman" w:cs="Times New Roman"/>
-          <w:color w:val="1F1F1F"/>
-          <w:sz w:val="24"/>
-          <w:szCs w:val="24"/>
-        </w:rPr>
-        <w:t xml:space="preserve"> </w:t>
-      </w:r>
-      <w:proofErr w:type="spellStart"/>
-      <w:r>
-        <w:rPr>
-          <w:rFonts w:ascii="Times New Roman" w:eastAsia="Times New Roman" w:hAnsi="Times New Roman" w:cs="Times New Roman"/>
-          <w:color w:val="1F1F1F"/>
-          <w:sz w:val="24"/>
-          <w:szCs w:val="24"/>
-        </w:rPr>
-        <w:t>laragon</w:t>
-      </w:r>
-      <w:proofErr w:type="spellEnd"/>
-    </w:p>
-    <w:p>
-      <w:pPr>
-        <w:pBdr>
-          <w:top w:val="nil"/>
-          <w:left w:val="nil"/>
-          <w:bottom w:val="nil"/>
-          <w:right w:val="nil"/>
-          <w:between w:val="nil"/>
-        </w:pBdr>
-        <w:spacing w:before="240" w:after="240" w:line="360" w:lineRule="auto"/>
-        <w:ind w:firstLine="720"/>
-        <w:jc w:val="both"/>
-        <w:rPr>
-          <w:rFonts w:ascii="Times New Roman" w:eastAsia="Times New Roman" w:hAnsi="Times New Roman" w:cs="Times New Roman"/>
-          <w:color w:val="1F1F1F"/>
-          <w:sz w:val="24"/>
-          <w:szCs w:val="24"/>
-        </w:rPr>
-      </w:pPr>
       <w:proofErr w:type="spellStart"/>
       <w:r>
         <w:rPr>
@@ -1158,11 +1126,66 @@
           <w:szCs w:val="24"/>
         </w:rPr>
       </w:pPr>
-      <w:bookmarkStart w:id="0" w:name="_GoBack"/>
-      <w:bookmarkEnd w:id="0"/>
     </w:p>
     <w:p>
       <w:pPr>
+        <w:pBdr>
+          <w:top w:val="nil"/>
+          <w:left w:val="nil"/>
+          <w:bottom w:val="nil"/>
+          <w:right w:val="nil"/>
+          <w:between w:val="nil"/>
+        </w:pBdr>
+        <w:spacing w:before="240" w:after="240" w:line="360" w:lineRule="auto"/>
+        <w:jc w:val="both"/>
+        <w:rPr>
+          <w:rFonts w:ascii="Times New Roman" w:eastAsia="Times New Roman" w:hAnsi="Times New Roman" w:cs="Times New Roman"/>
+          <w:color w:val="1F1F1F"/>
+          <w:sz w:val="24"/>
+          <w:szCs w:val="24"/>
+        </w:rPr>
+      </w:pPr>
+    </w:p>
+    <w:p>
+      <w:pPr>
+        <w:pBdr>
+          <w:top w:val="nil"/>
+          <w:left w:val="nil"/>
+          <w:bottom w:val="nil"/>
+          <w:right w:val="nil"/>
+          <w:between w:val="nil"/>
+        </w:pBdr>
+        <w:spacing w:before="240" w:after="240" w:line="360" w:lineRule="auto"/>
+        <w:jc w:val="both"/>
+        <w:rPr>
+          <w:rFonts w:ascii="Times New Roman" w:eastAsia="Times New Roman" w:hAnsi="Times New Roman" w:cs="Times New Roman"/>
+          <w:color w:val="1F1F1F"/>
+          <w:sz w:val="24"/>
+          <w:szCs w:val="24"/>
+        </w:rPr>
+      </w:pPr>
+    </w:p>
+    <w:p>
+      <w:pPr>
+        <w:pBdr>
+          <w:top w:val="nil"/>
+          <w:left w:val="nil"/>
+          <w:bottom w:val="nil"/>
+          <w:right w:val="nil"/>
+          <w:between w:val="nil"/>
+        </w:pBdr>
+        <w:spacing w:before="240" w:after="240" w:line="360" w:lineRule="auto"/>
+        <w:jc w:val="both"/>
+        <w:rPr>
+          <w:rFonts w:ascii="Times New Roman" w:eastAsia="Times New Roman" w:hAnsi="Times New Roman" w:cs="Times New Roman"/>
+          <w:color w:val="1F1F1F"/>
+          <w:sz w:val="24"/>
+          <w:szCs w:val="24"/>
+        </w:rPr>
+      </w:pPr>
+    </w:p>
+    <w:p>
+      <w:pPr>
         <w:spacing w:before="240" w:after="240" w:line="360" w:lineRule="auto"/>
         <w:jc w:val="center"/>
         <w:rPr>
@@ -1181,6 +1204,7 @@
           <w:sz w:val="24"/>
           <w:szCs w:val="24"/>
         </w:rPr>
+        <w:lastRenderedPageBreak/>
         <w:t>Requerimientos del Sistema</w:t>
       </w:r>
     </w:p>
@@ -1244,7 +1268,6 @@
                 <w:sz w:val="24"/>
                 <w:szCs w:val="24"/>
               </w:rPr>
-              <w:lastRenderedPageBreak/>
               <w:t>ID</w:t>
             </w:r>
           </w:p>
@@ -1781,6 +1804,7 @@
                 <w:sz w:val="24"/>
                 <w:szCs w:val="24"/>
               </w:rPr>
+              <w:lastRenderedPageBreak/>
               <w:t>RF-5</w:t>
             </w:r>
           </w:p>
@@ -1833,17 +1857,7 @@
                 <w:sz w:val="24"/>
                 <w:szCs w:val="24"/>
               </w:rPr>
-              <w:t xml:space="preserve">El sistema debe permitir el registro (CRUD) de inscripciones de estudiantes </w:t>
-            </w:r>
-            <w:r>
-              <w:rPr>
-                <w:rFonts w:ascii="Times New Roman" w:eastAsia="Times New Roman" w:hAnsi="Times New Roman" w:cs="Times New Roman"/>
-                <w:color w:val="1F1F1F"/>
-                <w:sz w:val="24"/>
-                <w:szCs w:val="24"/>
-              </w:rPr>
-              <w:lastRenderedPageBreak/>
-              <w:t>en materias específicas, validando que no existan duplicados.</w:t>
+              <w:t>El sistema debe permitir el registro (CRUD) de inscripciones de estudiantes en materias específicas, validando que no existan duplicados.</w:t>
             </w:r>
           </w:p>
         </w:tc>
@@ -1869,7 +1883,6 @@
                 <w:sz w:val="24"/>
                 <w:szCs w:val="24"/>
               </w:rPr>
-              <w:lastRenderedPageBreak/>
               <w:t>CRUD</w:t>
             </w:r>
           </w:p>
@@ -1898,7 +1911,6 @@
                 <w:sz w:val="24"/>
                 <w:szCs w:val="24"/>
               </w:rPr>
-              <w:lastRenderedPageBreak/>
               <w:t>RF-6</w:t>
             </w:r>
           </w:p>
@@ -2359,20 +2371,45 @@
         <w:jc w:val="both"/>
         <w:rPr>
           <w:rFonts w:ascii="Times New Roman" w:eastAsia="Times New Roman" w:hAnsi="Times New Roman" w:cs="Times New Roman"/>
-          <w:b/>
-          <w:color w:val="1F1F1F"/>
-          <w:sz w:val="24"/>
-          <w:szCs w:val="24"/>
-        </w:rPr>
-      </w:pPr>
-      <w:r>
-        <w:rPr>
-          <w:rFonts w:ascii="Times New Roman" w:eastAsia="Times New Roman" w:hAnsi="Times New Roman" w:cs="Times New Roman"/>
-          <w:b/>
-          <w:color w:val="1F1F1F"/>
-          <w:sz w:val="24"/>
-          <w:szCs w:val="24"/>
-        </w:rPr>
+          <w:color w:val="1F1F1F"/>
+          <w:sz w:val="24"/>
+          <w:szCs w:val="24"/>
+        </w:rPr>
+      </w:pPr>
+    </w:p>
+    <w:p>
+      <w:pPr>
+        <w:spacing w:before="240" w:after="240" w:line="360" w:lineRule="auto"/>
+        <w:jc w:val="both"/>
+        <w:rPr>
+          <w:rFonts w:ascii="Times New Roman" w:eastAsia="Times New Roman" w:hAnsi="Times New Roman" w:cs="Times New Roman"/>
+          <w:color w:val="1F1F1F"/>
+          <w:sz w:val="24"/>
+          <w:szCs w:val="24"/>
+        </w:rPr>
+      </w:pPr>
+    </w:p>
+    <w:p>
+      <w:pPr>
+        <w:spacing w:before="240" w:after="240" w:line="360" w:lineRule="auto"/>
+        <w:jc w:val="both"/>
+        <w:rPr>
+          <w:rFonts w:ascii="Times New Roman" w:eastAsia="Times New Roman" w:hAnsi="Times New Roman" w:cs="Times New Roman"/>
+          <w:b/>
+          <w:color w:val="1F1F1F"/>
+          <w:sz w:val="24"/>
+          <w:szCs w:val="24"/>
+        </w:rPr>
+      </w:pPr>
+      <w:r>
+        <w:rPr>
+          <w:rFonts w:ascii="Times New Roman" w:eastAsia="Times New Roman" w:hAnsi="Times New Roman" w:cs="Times New Roman"/>
+          <w:b/>
+          <w:color w:val="1F1F1F"/>
+          <w:sz w:val="24"/>
+          <w:szCs w:val="24"/>
+        </w:rPr>
+        <w:lastRenderedPageBreak/>
         <w:t>Requerimientos No Funcionales</w:t>
       </w:r>
     </w:p>
@@ -2496,7 +2533,6 @@
                 <w:sz w:val="24"/>
                 <w:szCs w:val="24"/>
               </w:rPr>
-              <w:lastRenderedPageBreak/>
               <w:t>RNF-1</w:t>
             </w:r>
           </w:p>
@@ -2629,47 +2665,7 @@
                 <w:sz w:val="24"/>
                 <w:szCs w:val="24"/>
               </w:rPr>
-              <w:t xml:space="preserve">La interfaz debe ser intuitiva, </w:t>
-            </w:r>
-            <w:proofErr w:type="spellStart"/>
-            <w:r>
-              <w:rPr>
-                <w:rFonts w:ascii="Times New Roman" w:eastAsia="Times New Roman" w:hAnsi="Times New Roman" w:cs="Times New Roman"/>
-                <w:color w:val="1F1F1F"/>
-                <w:sz w:val="24"/>
-                <w:szCs w:val="24"/>
-              </w:rPr>
-              <w:t>responsive</w:t>
-            </w:r>
-            <w:proofErr w:type="spellEnd"/>
-            <w:r>
-              <w:rPr>
-                <w:rFonts w:ascii="Times New Roman" w:eastAsia="Times New Roman" w:hAnsi="Times New Roman" w:cs="Times New Roman"/>
-                <w:color w:val="1F1F1F"/>
-                <w:sz w:val="24"/>
-                <w:szCs w:val="24"/>
-              </w:rPr>
-              <w:t xml:space="preserve"> y compatible con navegadores modernos (Chrome, Firefox, </w:t>
-            </w:r>
-            <w:proofErr w:type="spellStart"/>
-            <w:r>
-              <w:rPr>
-                <w:rFonts w:ascii="Times New Roman" w:eastAsia="Times New Roman" w:hAnsi="Times New Roman" w:cs="Times New Roman"/>
-                <w:color w:val="1F1F1F"/>
-                <w:sz w:val="24"/>
-                <w:szCs w:val="24"/>
-              </w:rPr>
-              <w:t>Edge</w:t>
-            </w:r>
-            <w:proofErr w:type="spellEnd"/>
-            <w:r>
-              <w:rPr>
-                <w:rFonts w:ascii="Times New Roman" w:eastAsia="Times New Roman" w:hAnsi="Times New Roman" w:cs="Times New Roman"/>
-                <w:color w:val="1F1F1F"/>
-                <w:sz w:val="24"/>
-                <w:szCs w:val="24"/>
-              </w:rPr>
-              <w:t>).</w:t>
+              <w:t>La interfaz debe ser intuitiva, responsive y compatible con navegadores modernos (Chrome, Firefox, Edge).</w:t>
             </w:r>
           </w:p>
         </w:tc>
@@ -2889,7 +2885,7 @@
                 <w:sz w:val="24"/>
                 <w:szCs w:val="24"/>
               </w:rPr>
-              <w:t xml:space="preserve">El sistema debe ser desarrollado utilizando </w:t>
+              <w:t xml:space="preserve">El sistema debe ser desarrollado utilizando Laravel (PHP) para el </w:t>
             </w:r>
             <w:proofErr w:type="spellStart"/>
             <w:r>
@@ -2899,7 +2895,7 @@
                 <w:sz w:val="24"/>
                 <w:szCs w:val="24"/>
               </w:rPr>
-              <w:t>Laravel</w:t>
+              <w:t>backend</w:t>
             </w:r>
             <w:proofErr w:type="spellEnd"/>
             <w:r>
@@ -2909,7 +2905,7 @@
                 <w:sz w:val="24"/>
                 <w:szCs w:val="24"/>
               </w:rPr>
-              <w:t xml:space="preserve"> (PHP) para el </w:t>
+              <w:t xml:space="preserve">, Vue.js para el </w:t>
             </w:r>
             <w:proofErr w:type="spellStart"/>
             <w:r>
@@ -2919,7 +2915,7 @@
                 <w:sz w:val="24"/>
                 <w:szCs w:val="24"/>
               </w:rPr>
-              <w:t>backend</w:t>
+              <w:t>frontend</w:t>
             </w:r>
             <w:proofErr w:type="spellEnd"/>
             <w:r>
@@ -2929,47 +2925,7 @@
                 <w:sz w:val="24"/>
                 <w:szCs w:val="24"/>
               </w:rPr>
-              <w:t xml:space="preserve">, Vue.js para el </w:t>
-            </w:r>
-            <w:proofErr w:type="spellStart"/>
-            <w:r>
-              <w:rPr>
-                <w:rFonts w:ascii="Times New Roman" w:eastAsia="Times New Roman" w:hAnsi="Times New Roman" w:cs="Times New Roman"/>
-                <w:color w:val="1F1F1F"/>
-                <w:sz w:val="24"/>
-                <w:szCs w:val="24"/>
-              </w:rPr>
-              <w:t>frontend</w:t>
-            </w:r>
-            <w:proofErr w:type="spellEnd"/>
-            <w:r>
-              <w:rPr>
-                <w:rFonts w:ascii="Times New Roman" w:eastAsia="Times New Roman" w:hAnsi="Times New Roman" w:cs="Times New Roman"/>
-                <w:color w:val="1F1F1F"/>
-                <w:sz w:val="24"/>
-                <w:szCs w:val="24"/>
-              </w:rPr>
-              <w:t xml:space="preserve">, y </w:t>
-            </w:r>
-            <w:proofErr w:type="spellStart"/>
-            <w:r>
-              <w:rPr>
-                <w:rFonts w:ascii="Times New Roman" w:eastAsia="Times New Roman" w:hAnsi="Times New Roman" w:cs="Times New Roman"/>
-                <w:color w:val="1F1F1F"/>
-                <w:sz w:val="24"/>
-                <w:szCs w:val="24"/>
-              </w:rPr>
-              <w:t>MySQL</w:t>
-            </w:r>
-            <w:proofErr w:type="spellEnd"/>
-            <w:r>
-              <w:rPr>
-                <w:rFonts w:ascii="Times New Roman" w:eastAsia="Times New Roman" w:hAnsi="Times New Roman" w:cs="Times New Roman"/>
-                <w:color w:val="1F1F1F"/>
-                <w:sz w:val="24"/>
-                <w:szCs w:val="24"/>
-              </w:rPr>
-              <w:t xml:space="preserve"> como base de datos, todo dentro del entorno </w:t>
+              <w:t xml:space="preserve">, y MySQL como base de datos, todo dentro del entorno </w:t>
             </w:r>
             <w:proofErr w:type="spellStart"/>
             <w:r>
@@ -3087,14 +3043,54 @@
           <w:szCs w:val="24"/>
         </w:rPr>
       </w:pPr>
-      <w:r>
-        <w:rPr>
-          <w:rFonts w:ascii="Times New Roman" w:eastAsia="Times New Roman" w:hAnsi="Times New Roman" w:cs="Times New Roman"/>
-          <w:b/>
-          <w:color w:val="1F1F1F"/>
-          <w:sz w:val="24"/>
-          <w:szCs w:val="24"/>
-        </w:rPr>
+    </w:p>
+    <w:p>
+      <w:pPr>
+        <w:spacing w:before="240" w:after="240" w:line="360" w:lineRule="auto"/>
+        <w:jc w:val="both"/>
+        <w:rPr>
+          <w:rFonts w:ascii="Times New Roman" w:eastAsia="Times New Roman" w:hAnsi="Times New Roman" w:cs="Times New Roman"/>
+          <w:b/>
+          <w:color w:val="1F1F1F"/>
+          <w:sz w:val="24"/>
+          <w:szCs w:val="24"/>
+        </w:rPr>
+      </w:pPr>
+    </w:p>
+    <w:p>
+      <w:pPr>
+        <w:spacing w:before="240" w:after="240" w:line="360" w:lineRule="auto"/>
+        <w:jc w:val="both"/>
+        <w:rPr>
+          <w:rFonts w:ascii="Times New Roman" w:eastAsia="Times New Roman" w:hAnsi="Times New Roman" w:cs="Times New Roman"/>
+          <w:b/>
+          <w:color w:val="1F1F1F"/>
+          <w:sz w:val="24"/>
+          <w:szCs w:val="24"/>
+        </w:rPr>
+      </w:pPr>
+    </w:p>
+    <w:p>
+      <w:pPr>
+        <w:spacing w:before="240" w:after="240" w:line="360" w:lineRule="auto"/>
+        <w:jc w:val="both"/>
+        <w:rPr>
+          <w:rFonts w:ascii="Times New Roman" w:eastAsia="Times New Roman" w:hAnsi="Times New Roman" w:cs="Times New Roman"/>
+          <w:b/>
+          <w:color w:val="1F1F1F"/>
+          <w:sz w:val="24"/>
+          <w:szCs w:val="24"/>
+        </w:rPr>
+      </w:pPr>
+      <w:r>
+        <w:rPr>
+          <w:rFonts w:ascii="Times New Roman" w:eastAsia="Times New Roman" w:hAnsi="Times New Roman" w:cs="Times New Roman"/>
+          <w:b/>
+          <w:color w:val="1F1F1F"/>
+          <w:sz w:val="24"/>
+          <w:szCs w:val="24"/>
+        </w:rPr>
+        <w:lastRenderedPageBreak/>
         <w:t>Cronograma de Elaboración</w:t>
       </w:r>
     </w:p>
@@ -3110,13 +3106,16 @@
         <w:gridCol w:w="2314"/>
       </w:tblGrid>
       <w:tr>
+        <w:trPr>
+          <w:trHeight w:val="473"/>
+        </w:trPr>
         <w:tc>
           <w:tcPr>
             <w:tcW w:w="1296" w:type="dxa"/>
           </w:tcPr>
           <w:p>
             <w:pPr>
-              <w:spacing w:before="240" w:after="240" w:line="360" w:lineRule="auto"/>
+              <w:spacing w:before="240" w:after="240" w:line="276" w:lineRule="auto"/>
               <w:jc w:val="center"/>
               <w:rPr>
                 <w:rFonts w:ascii="Times New Roman" w:eastAsia="Times New Roman" w:hAnsi="Times New Roman" w:cs="Times New Roman"/>
@@ -3144,7 +3143,7 @@
           </w:tcPr>
           <w:p>
             <w:pPr>
-              <w:spacing w:before="240" w:after="240" w:line="360" w:lineRule="auto"/>
+              <w:spacing w:before="240" w:after="240" w:line="276" w:lineRule="auto"/>
               <w:jc w:val="center"/>
               <w:rPr>
                 <w:rFonts w:ascii="Times New Roman" w:eastAsia="Times New Roman" w:hAnsi="Times New Roman" w:cs="Times New Roman"/>
@@ -3172,7 +3171,7 @@
           </w:tcPr>
           <w:p>
             <w:pPr>
-              <w:spacing w:before="240" w:after="240" w:line="360" w:lineRule="auto"/>
+              <w:spacing w:before="240" w:after="240" w:line="276" w:lineRule="auto"/>
               <w:jc w:val="center"/>
               <w:rPr>
                 <w:rFonts w:ascii="Times New Roman" w:eastAsia="Times New Roman" w:hAnsi="Times New Roman" w:cs="Times New Roman"/>
@@ -3202,7 +3201,7 @@
           </w:tcPr>
           <w:p>
             <w:pPr>
-              <w:spacing w:before="240" w:after="240" w:line="360" w:lineRule="auto"/>
+              <w:spacing w:before="240" w:after="240" w:line="276" w:lineRule="auto"/>
               <w:jc w:val="both"/>
               <w:rPr>
                 <w:rFonts w:ascii="Times New Roman" w:eastAsia="Times New Roman" w:hAnsi="Times New Roman" w:cs="Times New Roman"/>
@@ -3228,7 +3227,7 @@
           </w:tcPr>
           <w:p>
             <w:pPr>
-              <w:spacing w:before="240" w:after="240" w:line="360" w:lineRule="auto"/>
+              <w:spacing w:before="240" w:after="240" w:line="276" w:lineRule="auto"/>
               <w:jc w:val="both"/>
               <w:rPr>
                 <w:rFonts w:ascii="Times New Roman" w:eastAsia="Times New Roman" w:hAnsi="Times New Roman" w:cs="Times New Roman"/>
@@ -3273,7 +3272,7 @@
                 <w:sz w:val="24"/>
                 <w:szCs w:val="24"/>
               </w:rPr>
-              <w:t xml:space="preserve">, </w:t>
+              <w:t xml:space="preserve">, Laravel, </w:t>
             </w:r>
             <w:proofErr w:type="spellStart"/>
             <w:r>
@@ -3283,7 +3282,7 @@
                 <w:sz w:val="24"/>
                 <w:szCs w:val="24"/>
               </w:rPr>
-              <w:t>Laravel</w:t>
+              <w:t>Vue</w:t>
             </w:r>
             <w:proofErr w:type="spellEnd"/>
             <w:r>
@@ -3293,54 +3292,33 @@
                 <w:sz w:val="24"/>
                 <w:szCs w:val="24"/>
               </w:rPr>
-              <w:t xml:space="preserve">, </w:t>
-            </w:r>
-            <w:proofErr w:type="spellStart"/>
-            <w:r>
-              <w:rPr>
-                <w:rFonts w:ascii="Times New Roman" w:eastAsia="Times New Roman" w:hAnsi="Times New Roman" w:cs="Times New Roman"/>
-                <w:color w:val="1F1F1F"/>
-                <w:sz w:val="24"/>
-                <w:szCs w:val="24"/>
-              </w:rPr>
-              <w:t>Vue</w:t>
-            </w:r>
-            <w:proofErr w:type="spellEnd"/>
-            <w:r>
-              <w:rPr>
-                <w:rFonts w:ascii="Times New Roman" w:eastAsia="Times New Roman" w:hAnsi="Times New Roman" w:cs="Times New Roman"/>
-                <w:color w:val="1F1F1F"/>
-                <w:sz w:val="24"/>
-                <w:szCs w:val="24"/>
-              </w:rPr>
               <w:t>)</w:t>
             </w:r>
           </w:p>
           <w:p>
             <w:pPr>
-              <w:spacing w:before="240" w:after="240" w:line="360" w:lineRule="auto"/>
-              <w:jc w:val="both"/>
-              <w:rPr>
-                <w:rFonts w:ascii="Times New Roman" w:eastAsia="Times New Roman" w:hAnsi="Times New Roman" w:cs="Times New Roman"/>
-                <w:color w:val="1F1F1F"/>
-                <w:sz w:val="24"/>
-                <w:szCs w:val="24"/>
-              </w:rPr>
-            </w:pPr>
-            <w:r>
-              <w:rPr>
-                <w:rFonts w:ascii="Times New Roman" w:eastAsia="Times New Roman" w:hAnsi="Times New Roman" w:cs="Times New Roman"/>
-                <w:color w:val="1F1F1F"/>
-                <w:sz w:val="24"/>
-                <w:szCs w:val="24"/>
-              </w:rPr>
-              <w:lastRenderedPageBreak/>
+              <w:spacing w:before="240" w:after="240" w:line="276" w:lineRule="auto"/>
+              <w:jc w:val="both"/>
+              <w:rPr>
+                <w:rFonts w:ascii="Times New Roman" w:eastAsia="Times New Roman" w:hAnsi="Times New Roman" w:cs="Times New Roman"/>
+                <w:color w:val="1F1F1F"/>
+                <w:sz w:val="24"/>
+                <w:szCs w:val="24"/>
+              </w:rPr>
+            </w:pPr>
+            <w:r>
+              <w:rPr>
+                <w:rFonts w:ascii="Times New Roman" w:eastAsia="Times New Roman" w:hAnsi="Times New Roman" w:cs="Times New Roman"/>
+                <w:color w:val="1F1F1F"/>
+                <w:sz w:val="24"/>
+                <w:szCs w:val="24"/>
+              </w:rPr>
               <w:t>• Diseño de base de datos</w:t>
             </w:r>
           </w:p>
           <w:p>
             <w:pPr>
-              <w:spacing w:before="240" w:after="240" w:line="360" w:lineRule="auto"/>
+              <w:spacing w:before="240" w:after="240" w:line="276" w:lineRule="auto"/>
               <w:jc w:val="both"/>
               <w:rPr>
                 <w:rFonts w:ascii="Times New Roman" w:eastAsia="Times New Roman" w:hAnsi="Times New Roman" w:cs="Times New Roman"/>
@@ -3370,7 +3348,7 @@
           </w:p>
           <w:p>
             <w:pPr>
-              <w:spacing w:before="240" w:after="240" w:line="360" w:lineRule="auto"/>
+              <w:spacing w:before="240" w:after="240" w:line="276" w:lineRule="auto"/>
               <w:jc w:val="both"/>
               <w:rPr>
                 <w:rFonts w:ascii="Times New Roman" w:eastAsia="Times New Roman" w:hAnsi="Times New Roman" w:cs="Times New Roman"/>
@@ -3396,45 +3374,43 @@
           </w:tcPr>
           <w:p>
             <w:pPr>
-              <w:spacing w:before="240" w:after="240" w:line="360" w:lineRule="auto"/>
-              <w:jc w:val="both"/>
-              <w:rPr>
-                <w:rFonts w:ascii="Times New Roman" w:eastAsia="Times New Roman" w:hAnsi="Times New Roman" w:cs="Times New Roman"/>
-                <w:color w:val="1F1F1F"/>
-                <w:sz w:val="24"/>
-                <w:szCs w:val="24"/>
-              </w:rPr>
-            </w:pPr>
-            <w:r>
-              <w:rPr>
-                <w:rFonts w:ascii="Times New Roman" w:eastAsia="Times New Roman" w:hAnsi="Times New Roman" w:cs="Times New Roman"/>
-                <w:color w:val="1F1F1F"/>
-                <w:sz w:val="24"/>
-                <w:szCs w:val="24"/>
-              </w:rPr>
-              <w:lastRenderedPageBreak/>
+              <w:spacing w:before="240" w:after="240" w:line="276" w:lineRule="auto"/>
+              <w:jc w:val="both"/>
+              <w:rPr>
+                <w:rFonts w:ascii="Times New Roman" w:eastAsia="Times New Roman" w:hAnsi="Times New Roman" w:cs="Times New Roman"/>
+                <w:color w:val="1F1F1F"/>
+                <w:sz w:val="24"/>
+                <w:szCs w:val="24"/>
+              </w:rPr>
+            </w:pPr>
+            <w:r>
+              <w:rPr>
+                <w:rFonts w:ascii="Times New Roman" w:eastAsia="Times New Roman" w:hAnsi="Times New Roman" w:cs="Times New Roman"/>
+                <w:color w:val="1F1F1F"/>
+                <w:sz w:val="24"/>
+                <w:szCs w:val="24"/>
+              </w:rPr>
               <w:t>• Base de datos funcional</w:t>
             </w:r>
           </w:p>
           <w:p>
             <w:pPr>
-              <w:spacing w:before="240" w:after="240" w:line="360" w:lineRule="auto"/>
-              <w:jc w:val="both"/>
-              <w:rPr>
-                <w:rFonts w:ascii="Times New Roman" w:eastAsia="Times New Roman" w:hAnsi="Times New Roman" w:cs="Times New Roman"/>
-                <w:color w:val="1F1F1F"/>
-                <w:sz w:val="24"/>
-                <w:szCs w:val="24"/>
-              </w:rPr>
-            </w:pPr>
-            <w:r>
-              <w:rPr>
-                <w:rFonts w:ascii="Times New Roman" w:eastAsia="Times New Roman" w:hAnsi="Times New Roman" w:cs="Times New Roman"/>
-                <w:color w:val="1F1F1F"/>
-                <w:sz w:val="24"/>
-                <w:szCs w:val="24"/>
-              </w:rPr>
-              <w:lastRenderedPageBreak/>
+              <w:spacing w:before="240" w:after="240" w:line="276" w:lineRule="auto"/>
+              <w:jc w:val="both"/>
+              <w:rPr>
+                <w:rFonts w:ascii="Times New Roman" w:eastAsia="Times New Roman" w:hAnsi="Times New Roman" w:cs="Times New Roman"/>
+                <w:color w:val="1F1F1F"/>
+                <w:sz w:val="24"/>
+                <w:szCs w:val="24"/>
+              </w:rPr>
+            </w:pPr>
+            <w:r>
+              <w:rPr>
+                <w:rFonts w:ascii="Times New Roman" w:eastAsia="Times New Roman" w:hAnsi="Times New Roman" w:cs="Times New Roman"/>
+                <w:color w:val="1F1F1F"/>
+                <w:sz w:val="24"/>
+                <w:szCs w:val="24"/>
+              </w:rPr>
               <w:t xml:space="preserve">• </w:t>
             </w:r>
             <w:r>
@@ -3449,7 +3425,7 @@
           </w:p>
           <w:p>
             <w:pPr>
-              <w:spacing w:before="240" w:after="240" w:line="360" w:lineRule="auto"/>
+              <w:spacing w:before="240" w:after="240" w:line="276" w:lineRule="auto"/>
               <w:jc w:val="both"/>
               <w:rPr>
                 <w:rFonts w:ascii="Times New Roman" w:eastAsia="Times New Roman" w:hAnsi="Times New Roman" w:cs="Times New Roman"/>
@@ -3491,29 +3467,31 @@
         </w:tc>
       </w:tr>
       <w:tr>
+        <w:trPr>
+          <w:trHeight w:val="1808"/>
+        </w:trPr>
         <w:tc>
           <w:tcPr>
             <w:tcW w:w="1296" w:type="dxa"/>
           </w:tcPr>
           <w:p>
             <w:pPr>
-              <w:spacing w:before="240" w:after="240" w:line="360" w:lineRule="auto"/>
-              <w:jc w:val="both"/>
-              <w:rPr>
-                <w:rFonts w:ascii="Times New Roman" w:eastAsia="Times New Roman" w:hAnsi="Times New Roman" w:cs="Times New Roman"/>
-                <w:color w:val="1F1F1F"/>
-                <w:sz w:val="24"/>
-                <w:szCs w:val="24"/>
-              </w:rPr>
-            </w:pPr>
-            <w:r>
-              <w:rPr>
-                <w:rFonts w:ascii="Times New Roman" w:eastAsia="Times New Roman" w:hAnsi="Times New Roman" w:cs="Times New Roman"/>
-                <w:color w:val="1F1F1F"/>
-                <w:sz w:val="24"/>
-                <w:szCs w:val="24"/>
-              </w:rPr>
-              <w:lastRenderedPageBreak/>
+              <w:spacing w:before="240" w:after="240" w:line="276" w:lineRule="auto"/>
+              <w:jc w:val="both"/>
+              <w:rPr>
+                <w:rFonts w:ascii="Times New Roman" w:eastAsia="Times New Roman" w:hAnsi="Times New Roman" w:cs="Times New Roman"/>
+                <w:color w:val="1F1F1F"/>
+                <w:sz w:val="24"/>
+                <w:szCs w:val="24"/>
+              </w:rPr>
+            </w:pPr>
+            <w:r>
+              <w:rPr>
+                <w:rFonts w:ascii="Times New Roman" w:eastAsia="Times New Roman" w:hAnsi="Times New Roman" w:cs="Times New Roman"/>
+                <w:color w:val="1F1F1F"/>
+                <w:sz w:val="24"/>
+                <w:szCs w:val="24"/>
+              </w:rPr>
               <w:t>Diciembre 2025</w:t>
             </w:r>
           </w:p>
@@ -3524,7 +3502,7 @@
           </w:tcPr>
           <w:p>
             <w:pPr>
-              <w:spacing w:before="240" w:after="240" w:line="360" w:lineRule="auto"/>
+              <w:spacing w:before="240" w:after="240" w:line="276" w:lineRule="auto"/>
               <w:jc w:val="both"/>
               <w:rPr>
                 <w:rFonts w:ascii="Times New Roman" w:eastAsia="Times New Roman" w:hAnsi="Times New Roman" w:cs="Times New Roman"/>
@@ -3554,7 +3532,7 @@
           </w:p>
           <w:p>
             <w:pPr>
-              <w:spacing w:before="240" w:after="240" w:line="360" w:lineRule="auto"/>
+              <w:spacing w:before="240" w:after="240" w:line="276" w:lineRule="auto"/>
               <w:jc w:val="both"/>
               <w:rPr>
                 <w:rFonts w:ascii="Times New Roman" w:eastAsia="Times New Roman" w:hAnsi="Times New Roman" w:cs="Times New Roman"/>
@@ -3584,7 +3562,7 @@
           </w:p>
           <w:p>
             <w:pPr>
-              <w:spacing w:before="240" w:after="240" w:line="360" w:lineRule="auto"/>
+              <w:spacing w:before="240" w:after="240" w:line="276" w:lineRule="auto"/>
               <w:jc w:val="both"/>
               <w:rPr>
                 <w:rFonts w:ascii="Times New Roman" w:eastAsia="Times New Roman" w:hAnsi="Times New Roman" w:cs="Times New Roman"/>
@@ -3630,7 +3608,7 @@
           </w:tcPr>
           <w:p>
             <w:pPr>
-              <w:spacing w:before="240" w:after="240" w:line="360" w:lineRule="auto"/>
+              <w:spacing w:before="240" w:after="240" w:line="276" w:lineRule="auto"/>
               <w:jc w:val="both"/>
               <w:rPr>
                 <w:rFonts w:ascii="Times New Roman" w:eastAsia="Times New Roman" w:hAnsi="Times New Roman" w:cs="Times New Roman"/>
@@ -3718,7 +3696,7 @@
           </w:tcPr>
           <w:p>
             <w:pPr>
-              <w:spacing w:before="240" w:after="240" w:line="360" w:lineRule="auto"/>
+              <w:spacing w:before="240" w:after="240" w:line="276" w:lineRule="auto"/>
               <w:jc w:val="both"/>
               <w:rPr>
                 <w:rFonts w:ascii="Times New Roman" w:eastAsia="Times New Roman" w:hAnsi="Times New Roman" w:cs="Times New Roman"/>
@@ -3744,7 +3722,7 @@
           </w:tcPr>
           <w:p>
             <w:pPr>
-              <w:spacing w:before="240" w:after="240" w:line="360" w:lineRule="auto"/>
+              <w:spacing w:before="240" w:after="240" w:line="276" w:lineRule="auto"/>
               <w:jc w:val="both"/>
               <w:rPr>
                 <w:rFonts w:ascii="Times New Roman" w:eastAsia="Times New Roman" w:hAnsi="Times New Roman" w:cs="Times New Roman"/>
@@ -3774,7 +3752,7 @@
           </w:p>
           <w:p>
             <w:pPr>
-              <w:spacing w:before="240" w:after="240" w:line="360" w:lineRule="auto"/>
+              <w:spacing w:before="240" w:after="240" w:line="276" w:lineRule="auto"/>
               <w:jc w:val="both"/>
               <w:rPr>
                 <w:rFonts w:ascii="Times New Roman" w:eastAsia="Times New Roman" w:hAnsi="Times New Roman" w:cs="Times New Roman"/>
@@ -3804,7 +3782,7 @@
           </w:p>
           <w:p>
             <w:pPr>
-              <w:spacing w:before="240" w:after="240" w:line="360" w:lineRule="auto"/>
+              <w:spacing w:before="240" w:after="240" w:line="276" w:lineRule="auto"/>
               <w:jc w:val="both"/>
               <w:rPr>
                 <w:rFonts w:ascii="Times New Roman" w:eastAsia="Times New Roman" w:hAnsi="Times New Roman" w:cs="Times New Roman"/>
@@ -3834,7 +3812,7 @@
           </w:p>
           <w:p>
             <w:pPr>
-              <w:spacing w:before="240" w:after="240" w:line="360" w:lineRule="auto"/>
+              <w:spacing w:before="240" w:after="240" w:line="276" w:lineRule="auto"/>
               <w:jc w:val="both"/>
               <w:rPr>
                 <w:rFonts w:ascii="Times New Roman" w:eastAsia="Times New Roman" w:hAnsi="Times New Roman" w:cs="Times New Roman"/>
@@ -3860,7 +3838,7 @@
           </w:tcPr>
           <w:p>
             <w:pPr>
-              <w:spacing w:before="240" w:after="240" w:line="360" w:lineRule="auto"/>
+              <w:spacing w:before="240" w:after="240" w:line="276" w:lineRule="auto"/>
               <w:jc w:val="both"/>
               <w:rPr>
                 <w:rFonts w:ascii="Times New Roman" w:eastAsia="Times New Roman" w:hAnsi="Times New Roman" w:cs="Times New Roman"/>
@@ -3881,7 +3859,7 @@
           </w:p>
           <w:p>
             <w:pPr>
-              <w:spacing w:before="240" w:after="240" w:line="360" w:lineRule="auto"/>
+              <w:spacing w:before="240" w:after="240" w:line="276" w:lineRule="auto"/>
               <w:jc w:val="both"/>
               <w:rPr>
                 <w:rFonts w:ascii="Times New Roman" w:eastAsia="Times New Roman" w:hAnsi="Times New Roman" w:cs="Times New Roman"/>
@@ -3902,7 +3880,7 @@
           </w:p>
           <w:p>
             <w:pPr>
-              <w:spacing w:before="240" w:after="240" w:line="360" w:lineRule="auto"/>
+              <w:spacing w:before="240" w:after="240" w:line="276" w:lineRule="auto"/>
               <w:jc w:val="both"/>
               <w:rPr>
                 <w:rFonts w:ascii="Times New Roman" w:eastAsia="Times New Roman" w:hAnsi="Times New Roman" w:cs="Times New Roman"/>
@@ -3930,7 +3908,7 @@
           </w:tcPr>
           <w:p>
             <w:pPr>
-              <w:spacing w:before="240" w:after="240" w:line="360" w:lineRule="auto"/>
+              <w:spacing w:before="240" w:after="240" w:line="276" w:lineRule="auto"/>
               <w:jc w:val="both"/>
               <w:rPr>
                 <w:rFonts w:ascii="Times New Roman" w:eastAsia="Times New Roman" w:hAnsi="Times New Roman" w:cs="Times New Roman"/>
@@ -3956,7 +3934,7 @@
           </w:tcPr>
           <w:p>
             <w:pPr>
-              <w:spacing w:before="240" w:after="240" w:line="360" w:lineRule="auto"/>
+              <w:spacing w:before="240" w:after="240" w:line="276" w:lineRule="auto"/>
               <w:jc w:val="both"/>
               <w:rPr>
                 <w:rFonts w:ascii="Times New Roman" w:eastAsia="Times New Roman" w:hAnsi="Times New Roman" w:cs="Times New Roman"/>
@@ -3986,7 +3964,7 @@
           </w:p>
           <w:p>
             <w:pPr>
-              <w:spacing w:before="240" w:after="240" w:line="360" w:lineRule="auto"/>
+              <w:spacing w:before="240" w:after="240" w:line="276" w:lineRule="auto"/>
               <w:jc w:val="both"/>
               <w:rPr>
                 <w:rFonts w:ascii="Times New Roman" w:eastAsia="Times New Roman" w:hAnsi="Times New Roman" w:cs="Times New Roman"/>
@@ -4007,7 +3985,7 @@
           </w:p>
           <w:p>
             <w:pPr>
-              <w:spacing w:before="240" w:after="240" w:line="360" w:lineRule="auto"/>
+              <w:spacing w:before="240" w:after="240" w:line="276" w:lineRule="auto"/>
               <w:jc w:val="both"/>
               <w:rPr>
                 <w:rFonts w:ascii="Times New Roman" w:eastAsia="Times New Roman" w:hAnsi="Times New Roman" w:cs="Times New Roman"/>
@@ -4037,7 +4015,7 @@
           </w:p>
           <w:p>
             <w:pPr>
-              <w:spacing w:before="240" w:after="240" w:line="360" w:lineRule="auto"/>
+              <w:spacing w:before="240" w:after="240" w:line="276" w:lineRule="auto"/>
               <w:jc w:val="both"/>
               <w:rPr>
                 <w:rFonts w:ascii="Times New Roman" w:eastAsia="Times New Roman" w:hAnsi="Times New Roman" w:cs="Times New Roman"/>
@@ -4063,7 +4041,7 @@
           </w:tcPr>
           <w:p>
             <w:pPr>
-              <w:spacing w:before="240" w:after="240" w:line="360" w:lineRule="auto"/>
+              <w:spacing w:before="240" w:after="240" w:line="276" w:lineRule="auto"/>
               <w:jc w:val="both"/>
               <w:rPr>
                 <w:rFonts w:ascii="Times New Roman" w:eastAsia="Times New Roman" w:hAnsi="Times New Roman" w:cs="Times New Roman"/>
@@ -4084,7 +4062,7 @@
           </w:p>
           <w:p>
             <w:pPr>
-              <w:spacing w:before="240" w:after="240" w:line="360" w:lineRule="auto"/>
+              <w:spacing w:before="240" w:after="240" w:line="276" w:lineRule="auto"/>
               <w:jc w:val="both"/>
               <w:rPr>
                 <w:rFonts w:ascii="Times New Roman" w:eastAsia="Times New Roman" w:hAnsi="Times New Roman" w:cs="Times New Roman"/>
@@ -4105,7 +4083,7 @@
           </w:p>
           <w:p>
             <w:pPr>
-              <w:spacing w:before="240" w:after="240" w:line="360" w:lineRule="auto"/>
+              <w:spacing w:before="240" w:after="240" w:line="276" w:lineRule="auto"/>
               <w:jc w:val="both"/>
               <w:rPr>
                 <w:rFonts w:ascii="Times New Roman" w:eastAsia="Times New Roman" w:hAnsi="Times New Roman" w:cs="Times New Roman"/>
@@ -4127,18 +4105,6 @@
         </w:tc>
       </w:tr>
     </w:tbl>
-    <w:p>
-      <w:pPr>
-        <w:spacing w:before="240" w:after="240" w:line="360" w:lineRule="auto"/>
-        <w:jc w:val="both"/>
-        <w:rPr>
-          <w:rFonts w:ascii="Times New Roman" w:eastAsia="Times New Roman" w:hAnsi="Times New Roman" w:cs="Times New Roman"/>
-          <w:color w:val="1F1F1F"/>
-          <w:sz w:val="24"/>
-          <w:szCs w:val="24"/>
-        </w:rPr>
-      </w:pPr>
-    </w:p>
     <w:p>
       <w:pPr>
         <w:spacing w:before="240" w:after="240" w:line="360" w:lineRule="auto"/>
@@ -4162,7 +4128,7 @@
 </file>
 
 <file path=word/endnotes.xml><?xml version="1.0" encoding="utf-8"?>
-<w:endnotes xmlns:wpc="http://schemas.microsoft.com/office/word/2010/wordprocessingCanvas" xmlns:cx="http://schemas.microsoft.com/office/drawing/2014/chartex" xmlns:mc="http://schemas.openxmlformats.org/markup-compatibility/2006" xmlns:o="urn:schemas-microsoft-com:office:office" xmlns:r="http://schemas.openxmlformats.org/officeDocument/2006/relationships" xmlns:m="http://schemas.openxmlformats.org/officeDocument/2006/math" xmlns:v="urn:schemas-microsoft-com:vml" xmlns:wp14="http://schemas.microsoft.com/office/word/2010/wordprocessingDrawing" xmlns:wp="http://schemas.openxmlformats.org/drawingml/2006/wordprocessingDrawing" xmlns:w10="urn:schemas-microsoft-com:office:word" xmlns:w="http://schemas.openxmlformats.org/wordprocessingml/2006/main" xmlns:w14="http://schemas.microsoft.com/office/word/2010/wordml" xmlns:w15="http://schemas.microsoft.com/office/word/2012/wordml" xmlns:w16se="http://schemas.microsoft.com/office/word/2015/wordml/symex" xmlns:wpg="http://schemas.microsoft.com/office/word/2010/wordprocessingGroup" xmlns:wpi="http://schemas.microsoft.com/office/word/2010/wordprocessingInk" xmlns:wne="http://schemas.microsoft.com/office/word/2006/wordml" xmlns:wps="http://schemas.microsoft.com/office/word/2010/wordprocessingShape" mc:Ignorable="w14 w15 w16se wp14">
+<w:endnotes xmlns:wpc="http://schemas.microsoft.com/office/word/2010/wordprocessingCanvas" xmlns:cx="http://schemas.microsoft.com/office/drawing/2014/chartex" xmlns:cx1="http://schemas.microsoft.com/office/drawing/2015/9/8/chartex" xmlns:cx2="http://schemas.microsoft.com/office/drawing/2015/10/21/chartex" xmlns:cx3="http://schemas.microsoft.com/office/drawing/2016/5/9/chartex" xmlns:cx4="http://schemas.microsoft.com/office/drawing/2016/5/10/chartex" xmlns:cx5="http://schemas.microsoft.com/office/drawing/2016/5/11/chartex" xmlns:cx6="http://schemas.microsoft.com/office/drawing/2016/5/12/chartex" xmlns:cx7="http://schemas.microsoft.com/office/drawing/2016/5/13/chartex" xmlns:cx8="http://schemas.microsoft.com/office/drawing/2016/5/14/chartex" xmlns:mc="http://schemas.openxmlformats.org/markup-compatibility/2006" xmlns:aink="http://schemas.microsoft.com/office/drawing/2016/ink" xmlns:am3d="http://schemas.microsoft.com/office/drawing/2017/model3d" xmlns:o="urn:schemas-microsoft-com:office:office" xmlns:oel="http://schemas.microsoft.com/office/2019/extlst" xmlns:r="http://schemas.openxmlformats.org/officeDocument/2006/relationships" xmlns:m="http://schemas.openxmlformats.org/officeDocument/2006/math" xmlns:v="urn:schemas-microsoft-com:vml" xmlns:wp14="http://schemas.microsoft.com/office/word/2010/wordprocessingDrawing" xmlns:wp="http://schemas.openxmlformats.org/drawingml/2006/wordprocessingDrawing" xmlns:w10="urn:schemas-microsoft-com:office:word" xmlns:w="http://schemas.openxmlformats.org/wordprocessingml/2006/main" xmlns:w14="http://schemas.microsoft.com/office/word/2010/wordml" xmlns:w15="http://schemas.microsoft.com/office/word/2012/wordml" xmlns:w16cex="http://schemas.microsoft.com/office/word/2018/wordml/cex" xmlns:w16cid="http://schemas.microsoft.com/office/word/2016/wordml/cid" xmlns:w16="http://schemas.microsoft.com/office/word/2018/wordml" xmlns:w16sdtdh="http://schemas.microsoft.com/office/word/2020/wordml/sdtdatahash" xmlns:w16se="http://schemas.microsoft.com/office/word/2015/wordml/symex" xmlns:wpg="http://schemas.microsoft.com/office/word/2010/wordprocessingGroup" xmlns:wpi="http://schemas.microsoft.com/office/word/2010/wordprocessingInk" xmlns:wne="http://schemas.microsoft.com/office/word/2006/wordml" xmlns:wps="http://schemas.microsoft.com/office/word/2010/wordprocessingShape" mc:Ignorable="w14 w15 w16se w16cid w16 w16cex w16sdtdh wp14">
   <w:endnote w:type="separator" w:id="-1">
     <w:p>
       <w:pPr>
@@ -4187,7 +4153,7 @@
 </file>
 
 <file path=word/footer1.xml><?xml version="1.0" encoding="utf-8"?>
-<w:ftr xmlns:wpc="http://schemas.microsoft.com/office/word/2010/wordprocessingCanvas" xmlns:cx="http://schemas.microsoft.com/office/drawing/2014/chartex" xmlns:mc="http://schemas.openxmlformats.org/markup-compatibility/2006" xmlns:o="urn:schemas-microsoft-com:office:office" xmlns:r="http://schemas.openxmlformats.org/officeDocument/2006/relationships" xmlns:m="http://schemas.openxmlformats.org/officeDocument/2006/math" xmlns:v="urn:schemas-microsoft-com:vml" xmlns:wp14="http://schemas.microsoft.com/office/word/2010/wordprocessingDrawing" xmlns:wp="http://schemas.openxmlformats.org/drawingml/2006/wordprocessingDrawing" xmlns:w10="urn:schemas-microsoft-com:office:word" xmlns:w="http://schemas.openxmlformats.org/wordprocessingml/2006/main" xmlns:w14="http://schemas.microsoft.com/office/word/2010/wordml" xmlns:w15="http://schemas.microsoft.com/office/word/2012/wordml" xmlns:w16se="http://schemas.microsoft.com/office/word/2015/wordml/symex" xmlns:wpg="http://schemas.microsoft.com/office/word/2010/wordprocessingGroup" xmlns:wpi="http://schemas.microsoft.com/office/word/2010/wordprocessingInk" xmlns:wne="http://schemas.microsoft.com/office/word/2006/wordml" xmlns:wps="http://schemas.microsoft.com/office/word/2010/wordprocessingShape" mc:Ignorable="w14 w15 w16se wp14">
+<w:ftr xmlns:wpc="http://schemas.microsoft.com/office/word/2010/wordprocessingCanvas" xmlns:cx="http://schemas.microsoft.com/office/drawing/2014/chartex" xmlns:cx1="http://schemas.microsoft.com/office/drawing/2015/9/8/chartex" xmlns:cx2="http://schemas.microsoft.com/office/drawing/2015/10/21/chartex" xmlns:cx3="http://schemas.microsoft.com/office/drawing/2016/5/9/chartex" xmlns:cx4="http://schemas.microsoft.com/office/drawing/2016/5/10/chartex" xmlns:cx5="http://schemas.microsoft.com/office/drawing/2016/5/11/chartex" xmlns:cx6="http://schemas.microsoft.com/office/drawing/2016/5/12/chartex" xmlns:cx7="http://schemas.microsoft.com/office/drawing/2016/5/13/chartex" xmlns:cx8="http://schemas.microsoft.com/office/drawing/2016/5/14/chartex" xmlns:mc="http://schemas.openxmlformats.org/markup-compatibility/2006" xmlns:aink="http://schemas.microsoft.com/office/drawing/2016/ink" xmlns:am3d="http://schemas.microsoft.com/office/drawing/2017/model3d" xmlns:o="urn:schemas-microsoft-com:office:office" xmlns:oel="http://schemas.microsoft.com/office/2019/extlst" xmlns:r="http://schemas.openxmlformats.org/officeDocument/2006/relationships" xmlns:m="http://schemas.openxmlformats.org/officeDocument/2006/math" xmlns:v="urn:schemas-microsoft-com:vml" xmlns:wp14="http://schemas.microsoft.com/office/word/2010/wordprocessingDrawing" xmlns:wp="http://schemas.openxmlformats.org/drawingml/2006/wordprocessingDrawing" xmlns:w10="urn:schemas-microsoft-com:office:word" xmlns:w="http://schemas.openxmlformats.org/wordprocessingml/2006/main" xmlns:w14="http://schemas.microsoft.com/office/word/2010/wordml" xmlns:w15="http://schemas.microsoft.com/office/word/2012/wordml" xmlns:w16cex="http://schemas.microsoft.com/office/word/2018/wordml/cex" xmlns:w16cid="http://schemas.microsoft.com/office/word/2016/wordml/cid" xmlns:w16="http://schemas.microsoft.com/office/word/2018/wordml" xmlns:w16sdtdh="http://schemas.microsoft.com/office/word/2020/wordml/sdtdatahash" xmlns:w16se="http://schemas.microsoft.com/office/word/2015/wordml/symex" xmlns:wpg="http://schemas.microsoft.com/office/word/2010/wordprocessingGroup" xmlns:wpi="http://schemas.microsoft.com/office/word/2010/wordprocessingInk" xmlns:wne="http://schemas.microsoft.com/office/word/2006/wordml" xmlns:wps="http://schemas.microsoft.com/office/word/2010/wordprocessingShape" mc:Ignorable="w14 w15 w16se w16cid w16 w16cex w16sdtdh wp14">
   <w:p>
     <w:pPr>
       <w:jc w:val="right"/>
@@ -4197,13 +4163,13 @@
 </file>
 
 <file path=word/footer2.xml><?xml version="1.0" encoding="utf-8"?>
-<w:ftr xmlns:wpc="http://schemas.microsoft.com/office/word/2010/wordprocessingCanvas" xmlns:cx="http://schemas.microsoft.com/office/drawing/2014/chartex" xmlns:mc="http://schemas.openxmlformats.org/markup-compatibility/2006" xmlns:o="urn:schemas-microsoft-com:office:office" xmlns:r="http://schemas.openxmlformats.org/officeDocument/2006/relationships" xmlns:m="http://schemas.openxmlformats.org/officeDocument/2006/math" xmlns:v="urn:schemas-microsoft-com:vml" xmlns:wp14="http://schemas.microsoft.com/office/word/2010/wordprocessingDrawing" xmlns:wp="http://schemas.openxmlformats.org/drawingml/2006/wordprocessingDrawing" xmlns:w10="urn:schemas-microsoft-com:office:word" xmlns:w="http://schemas.openxmlformats.org/wordprocessingml/2006/main" xmlns:w14="http://schemas.microsoft.com/office/word/2010/wordml" xmlns:w15="http://schemas.microsoft.com/office/word/2012/wordml" xmlns:w16se="http://schemas.microsoft.com/office/word/2015/wordml/symex" xmlns:wpg="http://schemas.microsoft.com/office/word/2010/wordprocessingGroup" xmlns:wpi="http://schemas.microsoft.com/office/word/2010/wordprocessingInk" xmlns:wne="http://schemas.microsoft.com/office/word/2006/wordml" xmlns:wps="http://schemas.microsoft.com/office/word/2010/wordprocessingShape" mc:Ignorable="w14 w15 w16se wp14">
+<w:ftr xmlns:wpc="http://schemas.microsoft.com/office/word/2010/wordprocessingCanvas" xmlns:cx="http://schemas.microsoft.com/office/drawing/2014/chartex" xmlns:cx1="http://schemas.microsoft.com/office/drawing/2015/9/8/chartex" xmlns:cx2="http://schemas.microsoft.com/office/drawing/2015/10/21/chartex" xmlns:cx3="http://schemas.microsoft.com/office/drawing/2016/5/9/chartex" xmlns:cx4="http://schemas.microsoft.com/office/drawing/2016/5/10/chartex" xmlns:cx5="http://schemas.microsoft.com/office/drawing/2016/5/11/chartex" xmlns:cx6="http://schemas.microsoft.com/office/drawing/2016/5/12/chartex" xmlns:cx7="http://schemas.microsoft.com/office/drawing/2016/5/13/chartex" xmlns:cx8="http://schemas.microsoft.com/office/drawing/2016/5/14/chartex" xmlns:mc="http://schemas.openxmlformats.org/markup-compatibility/2006" xmlns:aink="http://schemas.microsoft.com/office/drawing/2016/ink" xmlns:am3d="http://schemas.microsoft.com/office/drawing/2017/model3d" xmlns:o="urn:schemas-microsoft-com:office:office" xmlns:oel="http://schemas.microsoft.com/office/2019/extlst" xmlns:r="http://schemas.openxmlformats.org/officeDocument/2006/relationships" xmlns:m="http://schemas.openxmlformats.org/officeDocument/2006/math" xmlns:v="urn:schemas-microsoft-com:vml" xmlns:wp14="http://schemas.microsoft.com/office/word/2010/wordprocessingDrawing" xmlns:wp="http://schemas.openxmlformats.org/drawingml/2006/wordprocessingDrawing" xmlns:w10="urn:schemas-microsoft-com:office:word" xmlns:w="http://schemas.openxmlformats.org/wordprocessingml/2006/main" xmlns:w14="http://schemas.microsoft.com/office/word/2010/wordml" xmlns:w15="http://schemas.microsoft.com/office/word/2012/wordml" xmlns:w16cex="http://schemas.microsoft.com/office/word/2018/wordml/cex" xmlns:w16cid="http://schemas.microsoft.com/office/word/2016/wordml/cid" xmlns:w16="http://schemas.microsoft.com/office/word/2018/wordml" xmlns:w16sdtdh="http://schemas.microsoft.com/office/word/2020/wordml/sdtdatahash" xmlns:w16se="http://schemas.microsoft.com/office/word/2015/wordml/symex" xmlns:wpg="http://schemas.microsoft.com/office/word/2010/wordprocessingGroup" xmlns:wpi="http://schemas.microsoft.com/office/word/2010/wordprocessingInk" xmlns:wne="http://schemas.microsoft.com/office/word/2006/wordml" xmlns:wps="http://schemas.microsoft.com/office/word/2010/wordprocessingShape" mc:Ignorable="w14 w15 w16se w16cid w16 w16cex w16sdtdh wp14">
   <w:p/>
 </w:ftr>
 </file>
 
 <file path=word/footnotes.xml><?xml version="1.0" encoding="utf-8"?>
-<w:footnotes xmlns:wpc="http://schemas.microsoft.com/office/word/2010/wordprocessingCanvas" xmlns:cx="http://schemas.microsoft.com/office/drawing/2014/chartex" xmlns:mc="http://schemas.openxmlformats.org/markup-compatibility/2006" xmlns:o="urn:schemas-microsoft-com:office:office" xmlns:r="http://schemas.openxmlformats.org/officeDocument/2006/relationships" xmlns:m="http://schemas.openxmlformats.org/officeDocument/2006/math" xmlns:v="urn:schemas-microsoft-com:vml" xmlns:wp14="http://schemas.microsoft.com/office/word/2010/wordprocessingDrawing" xmlns:wp="http://schemas.openxmlformats.org/drawingml/2006/wordprocessingDrawing" xmlns:w10="urn:schemas-microsoft-com:office:word" xmlns:w="http://schemas.openxmlformats.org/wordprocessingml/2006/main" xmlns:w14="http://schemas.microsoft.com/office/word/2010/wordml" xmlns:w15="http://schemas.microsoft.com/office/word/2012/wordml" xmlns:w16se="http://schemas.microsoft.com/office/word/2015/wordml/symex" xmlns:wpg="http://schemas.microsoft.com/office/word/2010/wordprocessingGroup" xmlns:wpi="http://schemas.microsoft.com/office/word/2010/wordprocessingInk" xmlns:wne="http://schemas.microsoft.com/office/word/2006/wordml" xmlns:wps="http://schemas.microsoft.com/office/word/2010/wordprocessingShape" mc:Ignorable="w14 w15 w16se wp14">
+<w:footnotes xmlns:wpc="http://schemas.microsoft.com/office/word/2010/wordprocessingCanvas" xmlns:cx="http://schemas.microsoft.com/office/drawing/2014/chartex" xmlns:cx1="http://schemas.microsoft.com/office/drawing/2015/9/8/chartex" xmlns:cx2="http://schemas.microsoft.com/office/drawing/2015/10/21/chartex" xmlns:cx3="http://schemas.microsoft.com/office/drawing/2016/5/9/chartex" xmlns:cx4="http://schemas.microsoft.com/office/drawing/2016/5/10/chartex" xmlns:cx5="http://schemas.microsoft.com/office/drawing/2016/5/11/chartex" xmlns:cx6="http://schemas.microsoft.com/office/drawing/2016/5/12/chartex" xmlns:cx7="http://schemas.microsoft.com/office/drawing/2016/5/13/chartex" xmlns:cx8="http://schemas.microsoft.com/office/drawing/2016/5/14/chartex" xmlns:mc="http://schemas.openxmlformats.org/markup-compatibility/2006" xmlns:aink="http://schemas.microsoft.com/office/drawing/2016/ink" xmlns:am3d="http://schemas.microsoft.com/office/drawing/2017/model3d" xmlns:o="urn:schemas-microsoft-com:office:office" xmlns:oel="http://schemas.microsoft.com/office/2019/extlst" xmlns:r="http://schemas.openxmlformats.org/officeDocument/2006/relationships" xmlns:m="http://schemas.openxmlformats.org/officeDocument/2006/math" xmlns:v="urn:schemas-microsoft-com:vml" xmlns:wp14="http://schemas.microsoft.com/office/word/2010/wordprocessingDrawing" xmlns:wp="http://schemas.openxmlformats.org/drawingml/2006/wordprocessingDrawing" xmlns:w10="urn:schemas-microsoft-com:office:word" xmlns:w="http://schemas.openxmlformats.org/wordprocessingml/2006/main" xmlns:w14="http://schemas.microsoft.com/office/word/2010/wordml" xmlns:w15="http://schemas.microsoft.com/office/word/2012/wordml" xmlns:w16cex="http://schemas.microsoft.com/office/word/2018/wordml/cex" xmlns:w16cid="http://schemas.microsoft.com/office/word/2016/wordml/cid" xmlns:w16="http://schemas.microsoft.com/office/word/2018/wordml" xmlns:w16sdtdh="http://schemas.microsoft.com/office/word/2020/wordml/sdtdatahash" xmlns:w16se="http://schemas.microsoft.com/office/word/2015/wordml/symex" xmlns:wpg="http://schemas.microsoft.com/office/word/2010/wordprocessingGroup" xmlns:wpi="http://schemas.microsoft.com/office/word/2010/wordprocessingInk" xmlns:wne="http://schemas.microsoft.com/office/word/2006/wordml" xmlns:wps="http://schemas.microsoft.com/office/word/2010/wordprocessingShape" mc:Ignorable="w14 w15 w16se w16cid w16 w16cex w16sdtdh wp14">
   <w:footnote w:type="separator" w:id="-1">
     <w:p>
       <w:pPr>
@@ -4228,7 +4194,7 @@
 </file>
 
 <file path=word/numbering.xml><?xml version="1.0" encoding="utf-8"?>
-<w:numbering xmlns:wpc="http://schemas.microsoft.com/office/word/2010/wordprocessingCanvas" xmlns:cx="http://schemas.microsoft.com/office/drawing/2014/chartex" xmlns:mc="http://schemas.openxmlformats.org/markup-compatibility/2006" xmlns:o="urn:schemas-microsoft-com:office:office" xmlns:r="http://schemas.openxmlformats.org/officeDocument/2006/relationships" xmlns:m="http://schemas.openxmlformats.org/officeDocument/2006/math" xmlns:v="urn:schemas-microsoft-com:vml" xmlns:wp14="http://schemas.microsoft.com/office/word/2010/wordprocessingDrawing" xmlns:wp="http://schemas.openxmlformats.org/drawingml/2006/wordprocessingDrawing" xmlns:w10="urn:schemas-microsoft-com:office:word" xmlns:w="http://schemas.openxmlformats.org/wordprocessingml/2006/main" xmlns:w14="http://schemas.microsoft.com/office/word/2010/wordml" xmlns:w15="http://schemas.microsoft.com/office/word/2012/wordml" xmlns:w16se="http://schemas.microsoft.com/office/word/2015/wordml/symex" xmlns:wpg="http://schemas.microsoft.com/office/word/2010/wordprocessingGroup" xmlns:wpi="http://schemas.microsoft.com/office/word/2010/wordprocessingInk" xmlns:wne="http://schemas.microsoft.com/office/word/2006/wordml" xmlns:wps="http://schemas.microsoft.com/office/word/2010/wordprocessingShape" mc:Ignorable="w14 w15 w16se wp14">
+<w:numbering xmlns:wpc="http://schemas.microsoft.com/office/word/2010/wordprocessingCanvas" xmlns:cx="http://schemas.microsoft.com/office/drawing/2014/chartex" xmlns:cx1="http://schemas.microsoft.com/office/drawing/2015/9/8/chartex" xmlns:cx2="http://schemas.microsoft.com/office/drawing/2015/10/21/chartex" xmlns:cx3="http://schemas.microsoft.com/office/drawing/2016/5/9/chartex" xmlns:cx4="http://schemas.microsoft.com/office/drawing/2016/5/10/chartex" xmlns:cx5="http://schemas.microsoft.com/office/drawing/2016/5/11/chartex" xmlns:cx6="http://schemas.microsoft.com/office/drawing/2016/5/12/chartex" xmlns:cx7="http://schemas.microsoft.com/office/drawing/2016/5/13/chartex" xmlns:cx8="http://schemas.microsoft.com/office/drawing/2016/5/14/chartex" xmlns:mc="http://schemas.openxmlformats.org/markup-compatibility/2006" xmlns:aink="http://schemas.microsoft.com/office/drawing/2016/ink" xmlns:am3d="http://schemas.microsoft.com/office/drawing/2017/model3d" xmlns:o="urn:schemas-microsoft-com:office:office" xmlns:oel="http://schemas.microsoft.com/office/2019/extlst" xmlns:r="http://schemas.openxmlformats.org/officeDocument/2006/relationships" xmlns:m="http://schemas.openxmlformats.org/officeDocument/2006/math" xmlns:v="urn:schemas-microsoft-com:vml" xmlns:wp14="http://schemas.microsoft.com/office/word/2010/wordprocessingDrawing" xmlns:wp="http://schemas.openxmlformats.org/drawingml/2006/wordprocessingDrawing" xmlns:w10="urn:schemas-microsoft-com:office:word" xmlns:w="http://schemas.openxmlformats.org/wordprocessingml/2006/main" xmlns:w14="http://schemas.microsoft.com/office/word/2010/wordml" xmlns:w15="http://schemas.microsoft.com/office/word/2012/wordml" xmlns:w16cex="http://schemas.microsoft.com/office/word/2018/wordml/cex" xmlns:w16cid="http://schemas.microsoft.com/office/word/2016/wordml/cid" xmlns:w16="http://schemas.microsoft.com/office/word/2018/wordml" xmlns:w16sdtdh="http://schemas.microsoft.com/office/word/2020/wordml/sdtdatahash" xmlns:w16se="http://schemas.microsoft.com/office/word/2015/wordml/symex" xmlns:wpg="http://schemas.microsoft.com/office/word/2010/wordprocessingGroup" xmlns:wpi="http://schemas.microsoft.com/office/word/2010/wordprocessingInk" xmlns:wne="http://schemas.microsoft.com/office/word/2006/wordml" xmlns:wps="http://schemas.microsoft.com/office/word/2010/wordprocessingShape" mc:Ignorable="w14 w15 w16se w16cid w16 w16cex w16sdtdh wp14">
   <w:abstractNum w:abstractNumId="0" w15:restartNumberingAfterBreak="0">
     <w:nsid w:val="3493235C"/>
     <w:multiLevelType w:val="multilevel"/>
@@ -4835,29 +4801,29 @@
       </w:pPr>
     </w:lvl>
   </w:abstractNum>
-  <w:num w:numId="1">
+  <w:num w:numId="1" w16cid:durableId="558327891">
     <w:abstractNumId w:val="0"/>
   </w:num>
-  <w:num w:numId="2">
+  <w:num w:numId="2" w16cid:durableId="2070033515">
     <w:abstractNumId w:val="1"/>
   </w:num>
-  <w:num w:numId="3">
+  <w:num w:numId="3" w16cid:durableId="760182246">
     <w:abstractNumId w:val="5"/>
   </w:num>
-  <w:num w:numId="4">
+  <w:num w:numId="4" w16cid:durableId="1036081221">
     <w:abstractNumId w:val="2"/>
   </w:num>
-  <w:num w:numId="5">
+  <w:num w:numId="5" w16cid:durableId="743644827">
     <w:abstractNumId w:val="4"/>
   </w:num>
-  <w:num w:numId="6">
+  <w:num w:numId="6" w16cid:durableId="1248152287">
     <w:abstractNumId w:val="3"/>
   </w:num>
 </w:numbering>
 </file>
 
 <file path=word/styles.xml><?xml version="1.0" encoding="utf-8"?>
-<w:styles xmlns:mc="http://schemas.openxmlformats.org/markup-compatibility/2006" xmlns:r="http://schemas.openxmlformats.org/officeDocument/2006/relationships" xmlns:w="http://schemas.openxmlformats.org/wordprocessingml/2006/main" xmlns:w14="http://schemas.microsoft.com/office/word/2010/wordml" xmlns:w15="http://schemas.microsoft.com/office/word/2012/wordml" xmlns:w16se="http://schemas.microsoft.com/office/word/2015/wordml/symex" mc:Ignorable="w14 w15 w16se">
+<w:styles xmlns:mc="http://schemas.openxmlformats.org/markup-compatibility/2006" xmlns:r="http://schemas.openxmlformats.org/officeDocument/2006/relationships" xmlns:w="http://schemas.openxmlformats.org/wordprocessingml/2006/main" xmlns:w14="http://schemas.microsoft.com/office/word/2010/wordml" xmlns:w15="http://schemas.microsoft.com/office/word/2012/wordml" xmlns:w16cex="http://schemas.microsoft.com/office/word/2018/wordml/cex" xmlns:w16cid="http://schemas.microsoft.com/office/word/2016/wordml/cid" xmlns:w16="http://schemas.microsoft.com/office/word/2018/wordml" xmlns:w16sdtdh="http://schemas.microsoft.com/office/word/2020/wordml/sdtdatahash" xmlns:w16se="http://schemas.microsoft.com/office/word/2015/wordml/symex" mc:Ignorable="w14 w15 w16se w16cid w16 w16cex w16sdtdh">
   <w:docDefaults>
     <w:rPrDefault>
       <w:rPr>
@@ -4873,7 +4839,7 @@
       </w:pPr>
     </w:pPrDefault>
   </w:docDefaults>
-  <w:latentStyles w:defLockedState="0" w:defUIPriority="99" w:defSemiHidden="0" w:defUnhideWhenUsed="0" w:defQFormat="0" w:count="371">
+  <w:latentStyles w:defLockedState="0" w:defUIPriority="99" w:defSemiHidden="0" w:defUnhideWhenUsed="0" w:defQFormat="0" w:count="376">
     <w:lsdException w:name="Normal" w:uiPriority="0" w:qFormat="1"/>
     <w:lsdException w:name="heading 1" w:uiPriority="9" w:qFormat="1"/>
     <w:lsdException w:name="heading 2" w:semiHidden="1" w:uiPriority="9" w:unhideWhenUsed="1" w:qFormat="1"/>
@@ -5245,6 +5211,11 @@
     <w:lsdException w:name="List Table 5 Dark Accent 6" w:uiPriority="50"/>
     <w:lsdException w:name="List Table 6 Colorful Accent 6" w:uiPriority="51"/>
     <w:lsdException w:name="List Table 7 Colorful Accent 6" w:uiPriority="52"/>
+    <w:lsdException w:name="Mention" w:semiHidden="1" w:unhideWhenUsed="1"/>
+    <w:lsdException w:name="Smart Hyperlink" w:semiHidden="1" w:unhideWhenUsed="1"/>
+    <w:lsdException w:name="Hashtag" w:semiHidden="1" w:unhideWhenUsed="1"/>
+    <w:lsdException w:name="Unresolved Mention" w:semiHidden="1" w:unhideWhenUsed="1"/>
+    <w:lsdException w:name="Smart Link" w:semiHidden="1" w:unhideWhenUsed="1"/>
   </w:latentStyles>
   <w:style w:type="paragraph" w:default="1" w:styleId="Normal">
     <w:name w:val="Normal"/>
